--- a/Courses/Software-Sciences/IT-Module-3-Web-Design/11-HTML-Exam/11.2-HTML-Exam.docx
+++ b/Courses/Software-Sciences/IT-Module-3-Web-Design/11-HTML-Exam/11.2-HTML-Exam.docx
@@ -64,7 +64,7 @@
           <w:noProof/>
         </w:rPr>
         <w:drawing>
-          <wp:inline distT="0" distB="0" distL="0" distR="0" wp14:anchorId="73F5C6D6" wp14:editId="2FC94810">
+          <wp:inline distT="0" distB="0" distL="0" distR="0" wp14:anchorId="73F5C6D6" wp14:editId="5B149658">
             <wp:extent cx="1065886" cy="497260"/>
             <wp:effectExtent l="0" t="0" r="1270" b="0"/>
             <wp:docPr id="470543985" name="Picture 1"/>
@@ -273,13 +273,7 @@
         <w:rPr>
           <w:lang w:val="bg-BG"/>
         </w:rPr>
-        <w:t>оказва, че</w:t>
-      </w:r>
-      <w:r>
-        <w:rPr>
-          <w:lang w:val="bg-BG"/>
-        </w:rPr>
-        <w:t xml:space="preserve"> текста </w:t>
+        <w:t xml:space="preserve">оказва, че текста </w:t>
       </w:r>
       <w:r>
         <w:rPr>
@@ -311,13 +305,7 @@
         </w:numPr>
       </w:pPr>
       <w:r>
-        <w:t>&lt;</w:t>
-      </w:r>
-      <w:r>
-        <w:t>b</w:t>
-      </w:r>
-      <w:r>
-        <w:t>&gt;</w:t>
+        <w:t>&lt;b&gt;</w:t>
       </w:r>
     </w:p>
     <w:p>
@@ -329,13 +317,7 @@
         </w:numPr>
       </w:pPr>
       <w:r>
-        <w:t>&lt;</w:t>
-      </w:r>
-      <w:r>
-        <w:t>strong</w:t>
-      </w:r>
-      <w:r>
-        <w:t>&gt;</w:t>
+        <w:t>&lt;strong&gt;</w:t>
       </w:r>
     </w:p>
     <w:p>
@@ -347,10 +329,7 @@
         </w:numPr>
       </w:pPr>
       <w:r>
-        <w:t>&lt;</w:t>
-      </w:r>
-      <w:r>
-        <w:t>important&gt;</w:t>
+        <w:t>&lt;important&gt;</w:t>
       </w:r>
     </w:p>
     <w:p>
@@ -362,13 +341,7 @@
         </w:numPr>
       </w:pPr>
       <w:r>
-        <w:t>&lt;</w:t>
-      </w:r>
-      <w:r>
-        <w:t>text</w:t>
-      </w:r>
-      <w:r>
-        <w:t>&gt;</w:t>
+        <w:t>&lt;text&gt;</w:t>
       </w:r>
     </w:p>
     <w:p>
@@ -404,35 +377,163 @@
         <w:rPr>
           <w:lang w:val="bg-BG"/>
         </w:rPr>
+        <w:t xml:space="preserve"> подчертава </w:t>
+      </w:r>
+      <w:r>
+        <w:rPr>
+          <w:b/>
+          <w:bCs/>
+          <w:lang w:val="bg-BG"/>
+        </w:rPr>
+        <w:t>смислов акцент</w:t>
+      </w:r>
+      <w:r>
+        <w:rPr>
+          <w:lang w:val="bg-BG"/>
+        </w:rPr>
+        <w:t xml:space="preserve"> в </w:t>
+      </w:r>
+      <w:r>
+        <w:rPr>
+          <w:b/>
+          <w:bCs/>
+          <w:lang w:val="bg-BG"/>
+        </w:rPr>
+        <w:t>изречението</w:t>
+      </w:r>
+      <w:r>
+        <w:rPr>
+          <w:lang w:val="bg-BG"/>
+        </w:rPr>
+        <w:t>?</w:t>
+      </w:r>
+    </w:p>
+    <w:p>
+      <w:pPr>
+        <w:pStyle w:val="ListParagraph"/>
+        <w:numPr>
+          <w:ilvl w:val="1"/>
+          <w:numId w:val="2"/>
+        </w:numPr>
+      </w:pPr>
+      <w:r>
+        <w:t>&lt;i&gt;</w:t>
+      </w:r>
+    </w:p>
+    <w:p>
+      <w:pPr>
+        <w:pStyle w:val="ListParagraph"/>
+        <w:numPr>
+          <w:ilvl w:val="1"/>
+          <w:numId w:val="2"/>
+        </w:numPr>
+      </w:pPr>
+      <w:r>
+        <w:t>&lt;bold&gt;</w:t>
+      </w:r>
+    </w:p>
+    <w:p>
+      <w:pPr>
+        <w:pStyle w:val="ListParagraph"/>
+        <w:numPr>
+          <w:ilvl w:val="1"/>
+          <w:numId w:val="2"/>
+        </w:numPr>
+      </w:pPr>
+      <w:r>
+        <w:t>&lt;em&gt;</w:t>
+      </w:r>
+    </w:p>
+    <w:p>
+      <w:pPr>
+        <w:pStyle w:val="ListParagraph"/>
+        <w:numPr>
+          <w:ilvl w:val="1"/>
+          <w:numId w:val="2"/>
+        </w:numPr>
+      </w:pPr>
+      <w:r>
+        <w:t>&lt;text&gt;</w:t>
+      </w:r>
+    </w:p>
+    <w:p>
+      <w:pPr>
+        <w:pStyle w:val="ListParagraph"/>
+        <w:numPr>
+          <w:ilvl w:val="0"/>
+          <w:numId w:val="2"/>
+        </w:numPr>
+      </w:pPr>
+      <w:r>
+        <w:rPr>
+          <w:lang w:val="bg-BG"/>
+        </w:rPr>
+        <w:t xml:space="preserve">Какво прави </w:t>
+      </w:r>
+      <w:r>
+        <w:rPr>
+          <w:b/>
+          <w:bCs/>
+          <w:lang w:val="bg-BG"/>
+        </w:rPr>
+        <w:t>атрибутът</w:t>
+      </w:r>
+      <w:r>
+        <w:rPr>
+          <w:lang w:val="bg-BG"/>
+        </w:rPr>
         <w:t xml:space="preserve"> </w:t>
       </w:r>
       <w:r>
         <w:rPr>
-          <w:lang w:val="bg-BG"/>
-        </w:rPr>
-        <w:t xml:space="preserve">подчертава </w:t>
-      </w:r>
-      <w:r>
-        <w:rPr>
-          <w:b/>
-          <w:bCs/>
-          <w:lang w:val="bg-BG"/>
-        </w:rPr>
-        <w:t>смислов акцент</w:t>
-      </w:r>
-      <w:r>
-        <w:rPr>
-          <w:lang w:val="bg-BG"/>
-        </w:rPr>
-        <w:t xml:space="preserve"> в </w:t>
-      </w:r>
-      <w:r>
-        <w:rPr>
-          <w:b/>
-          <w:bCs/>
-          <w:lang w:val="bg-BG"/>
-        </w:rPr>
-        <w:t>изречението</w:t>
+          <w:rFonts w:ascii="Consolas" w:hAnsi="Consolas" w:cs="Consolas"/>
+          <w:b/>
+          <w:bCs/>
+        </w:rPr>
+        <w:t>target</w:t>
+      </w:r>
+      <w:r>
+        <w:rPr>
+          <w:rFonts w:ascii="Consolas" w:hAnsi="Consolas" w:cs="Consolas"/>
+          <w:b/>
+          <w:bCs/>
+          <w:lang w:val="bg-BG"/>
+        </w:rPr>
+        <w:t>="</w:t>
+      </w:r>
+      <w:r>
+        <w:rPr>
+          <w:rFonts w:ascii="Consolas" w:hAnsi="Consolas" w:cs="Consolas"/>
+          <w:b/>
+          <w:bCs/>
+        </w:rPr>
+        <w:t>_blank</w:t>
+      </w:r>
+      <w:r>
+        <w:rPr>
+          <w:rFonts w:ascii="Consolas" w:hAnsi="Consolas" w:cs="Consolas"/>
+          <w:b/>
+          <w:bCs/>
+          <w:lang w:val="bg-BG"/>
+        </w:rPr>
+        <w:t>"</w:t>
+      </w:r>
+      <w:r>
+        <w:t xml:space="preserve"> </w:t>
+      </w:r>
+      <w:r>
+        <w:rPr>
+          <w:lang w:val="bg-BG"/>
+        </w:rPr>
+        <w:t xml:space="preserve">при </w:t>
+      </w:r>
+      <w:r>
+        <w:rPr>
+          <w:b/>
+          <w:bCs/>
+          <w:lang w:val="bg-BG"/>
+        </w:rPr>
+        <w:t>линк</w:t>
       </w:r>
       <w:r>
         <w:rPr>
@@ -450,13 +551,10 @@
         </w:numPr>
       </w:pPr>
       <w:r>
-        <w:t>&lt;</w:t>
-      </w:r>
-      <w:r>
-        <w:t>i</w:t>
-      </w:r>
-      <w:r>
-        <w:t>&gt;</w:t>
+        <w:rPr>
+          <w:lang w:val="bg-BG"/>
+        </w:rPr>
+        <w:t>Отваря линка в нов таб</w:t>
       </w:r>
     </w:p>
     <w:p>
@@ -468,13 +566,10 @@
         </w:numPr>
       </w:pPr>
       <w:r>
-        <w:t>&lt;</w:t>
-      </w:r>
-      <w:r>
-        <w:t>bold</w:t>
-      </w:r>
-      <w:r>
-        <w:t>&gt;</w:t>
+        <w:rPr>
+          <w:lang w:val="bg-BG"/>
+        </w:rPr>
+        <w:t>Изтрива страницата</w:t>
       </w:r>
     </w:p>
     <w:p>
@@ -486,13 +581,10 @@
         </w:numPr>
       </w:pPr>
       <w:r>
-        <w:t>&lt;</w:t>
-      </w:r>
-      <w:r>
-        <w:t>em</w:t>
-      </w:r>
-      <w:r>
-        <w:t>&gt;</w:t>
+        <w:rPr>
+          <w:lang w:val="bg-BG"/>
+        </w:rPr>
+        <w:t>Скрива линка</w:t>
       </w:r>
     </w:p>
     <w:p>
@@ -504,13 +596,10 @@
         </w:numPr>
       </w:pPr>
       <w:r>
-        <w:t>&lt;</w:t>
-      </w:r>
-      <w:r>
-        <w:t>text</w:t>
-      </w:r>
-      <w:r>
-        <w:t>&gt;</w:t>
+        <w:rPr>
+          <w:lang w:val="bg-BG"/>
+        </w:rPr>
+        <w:t>Променя цвета на линка</w:t>
       </w:r>
     </w:p>
     <w:p>
@@ -525,718 +614,532 @@
         <w:rPr>
           <w:lang w:val="bg-BG"/>
         </w:rPr>
-        <w:t xml:space="preserve">Какво прави </w:t>
-      </w:r>
-      <w:r>
-        <w:rPr>
-          <w:b/>
-          <w:bCs/>
-          <w:lang w:val="bg-BG"/>
-        </w:rPr>
-        <w:t>атрибутът</w:t>
-      </w:r>
-      <w:r>
-        <w:rPr>
-          <w:lang w:val="bg-BG"/>
-        </w:rPr>
+        <w:t xml:space="preserve">Кой </w:t>
+      </w:r>
+      <w:r>
+        <w:rPr>
+          <w:b/>
+          <w:bCs/>
+        </w:rPr>
+        <w:t xml:space="preserve">HTML </w:t>
+      </w:r>
+      <w:r>
+        <w:rPr>
+          <w:b/>
+          <w:bCs/>
+          <w:lang w:val="bg-BG"/>
+        </w:rPr>
+        <w:t>елемент</w:t>
+      </w:r>
+      <w:r>
+        <w:rPr>
+          <w:lang w:val="bg-BG"/>
+        </w:rPr>
+        <w:t xml:space="preserve"> се използва за показване на </w:t>
+      </w:r>
+      <w:r>
+        <w:rPr>
+          <w:b/>
+          <w:bCs/>
+          <w:lang w:val="bg-BG"/>
+        </w:rPr>
+        <w:t>изображение</w:t>
+      </w:r>
+      <w:r>
+        <w:rPr>
+          <w:lang w:val="bg-BG"/>
+        </w:rPr>
+        <w:t>?</w:t>
+      </w:r>
+    </w:p>
+    <w:p>
+      <w:pPr>
+        <w:pStyle w:val="ListParagraph"/>
+        <w:numPr>
+          <w:ilvl w:val="1"/>
+          <w:numId w:val="2"/>
+        </w:numPr>
+      </w:pPr>
+      <w:r>
+        <w:t>&lt;picture&gt;</w:t>
+      </w:r>
+    </w:p>
+    <w:p>
+      <w:pPr>
+        <w:pStyle w:val="ListParagraph"/>
+        <w:numPr>
+          <w:ilvl w:val="1"/>
+          <w:numId w:val="2"/>
+        </w:numPr>
+      </w:pPr>
+      <w:r>
+        <w:t>&lt;img&gt;</w:t>
+      </w:r>
+    </w:p>
+    <w:p>
+      <w:pPr>
+        <w:pStyle w:val="ListParagraph"/>
+        <w:numPr>
+          <w:ilvl w:val="1"/>
+          <w:numId w:val="2"/>
+        </w:numPr>
+      </w:pPr>
+      <w:r>
+        <w:t>&lt;image&gt;</w:t>
+      </w:r>
+    </w:p>
+    <w:p>
+      <w:pPr>
+        <w:pStyle w:val="ListParagraph"/>
+        <w:numPr>
+          <w:ilvl w:val="1"/>
+          <w:numId w:val="2"/>
+        </w:numPr>
+      </w:pPr>
+      <w:r>
+        <w:t>&lt;photo&gt;</w:t>
+      </w:r>
+    </w:p>
+    <w:p>
+      <w:pPr>
+        <w:pStyle w:val="ListParagraph"/>
+        <w:numPr>
+          <w:ilvl w:val="0"/>
+          <w:numId w:val="2"/>
+        </w:numPr>
+      </w:pPr>
+      <w:r>
+        <w:rPr>
+          <w:lang w:val="bg-BG"/>
+        </w:rPr>
+        <w:t xml:space="preserve">Кой </w:t>
+      </w:r>
+      <w:r>
+        <w:rPr>
+          <w:b/>
+          <w:bCs/>
+        </w:rPr>
+        <w:t xml:space="preserve">HTML </w:t>
+      </w:r>
+      <w:r>
+        <w:rPr>
+          <w:b/>
+          <w:bCs/>
+          <w:lang w:val="bg-BG"/>
+        </w:rPr>
+        <w:t>елемент</w:t>
+      </w:r>
+      <w:r>
+        <w:rPr>
+          <w:lang w:val="bg-BG"/>
+        </w:rPr>
+        <w:t xml:space="preserve"> създава </w:t>
+      </w:r>
+      <w:r>
+        <w:rPr>
+          <w:b/>
+          <w:bCs/>
+          <w:lang w:val="bg-BG"/>
+        </w:rPr>
+        <w:t>неподреден списък</w:t>
+      </w:r>
+      <w:r>
+        <w:rPr>
+          <w:lang w:val="bg-BG"/>
+        </w:rPr>
+        <w:t>?</w:t>
+      </w:r>
+    </w:p>
+    <w:p>
+      <w:pPr>
+        <w:pStyle w:val="ListParagraph"/>
+        <w:numPr>
+          <w:ilvl w:val="1"/>
+          <w:numId w:val="2"/>
+        </w:numPr>
+      </w:pPr>
+      <w:r>
+        <w:t>&lt;ol&gt;</w:t>
+      </w:r>
+    </w:p>
+    <w:p>
+      <w:pPr>
+        <w:pStyle w:val="ListParagraph"/>
+        <w:numPr>
+          <w:ilvl w:val="1"/>
+          <w:numId w:val="2"/>
+        </w:numPr>
+      </w:pPr>
+      <w:r>
+        <w:t>&lt;li&gt;</w:t>
+      </w:r>
+    </w:p>
+    <w:p>
+      <w:pPr>
+        <w:pStyle w:val="ListParagraph"/>
+        <w:numPr>
+          <w:ilvl w:val="1"/>
+          <w:numId w:val="2"/>
+        </w:numPr>
+      </w:pPr>
+      <w:r>
+        <w:t>&lt;ul&gt;</w:t>
+      </w:r>
+    </w:p>
+    <w:p>
+      <w:pPr>
+        <w:pStyle w:val="ListParagraph"/>
+        <w:numPr>
+          <w:ilvl w:val="1"/>
+          <w:numId w:val="2"/>
+        </w:numPr>
+      </w:pPr>
+      <w:r>
+        <w:t>&lt;list&gt;</w:t>
+      </w:r>
+    </w:p>
+    <w:p>
+      <w:pPr>
+        <w:pStyle w:val="ListParagraph"/>
+        <w:numPr>
+          <w:ilvl w:val="0"/>
+          <w:numId w:val="2"/>
+        </w:numPr>
+      </w:pPr>
+      <w:r>
+        <w:rPr>
+          <w:lang w:val="bg-BG"/>
+        </w:rPr>
+        <w:t xml:space="preserve">Кой </w:t>
+      </w:r>
+      <w:r>
+        <w:rPr>
+          <w:b/>
+          <w:bCs/>
+        </w:rPr>
+        <w:t xml:space="preserve">HTML </w:t>
+      </w:r>
+      <w:r>
+        <w:rPr>
+          <w:b/>
+          <w:bCs/>
+          <w:lang w:val="bg-BG"/>
+        </w:rPr>
+        <w:t>таг</w:t>
+      </w:r>
+      <w:r>
+        <w:rPr>
+          <w:lang w:val="bg-BG"/>
+        </w:rPr>
+        <w:t xml:space="preserve"> се използва за </w:t>
+      </w:r>
+      <w:r>
+        <w:rPr>
+          <w:b/>
+          <w:bCs/>
+          <w:lang w:val="bg-BG"/>
+        </w:rPr>
+        <w:t>елемент</w:t>
+      </w:r>
+      <w:r>
+        <w:rPr>
+          <w:lang w:val="bg-BG"/>
+        </w:rPr>
+        <w:t xml:space="preserve"> от </w:t>
+      </w:r>
+      <w:r>
+        <w:rPr>
+          <w:b/>
+          <w:bCs/>
+          <w:lang w:val="bg-BG"/>
+        </w:rPr>
+        <w:t>списък</w:t>
+      </w:r>
+      <w:r>
+        <w:rPr>
+          <w:lang w:val="bg-BG"/>
+        </w:rPr>
+        <w:t>?</w:t>
+      </w:r>
+    </w:p>
+    <w:p>
+      <w:pPr>
+        <w:pStyle w:val="ListParagraph"/>
+        <w:numPr>
+          <w:ilvl w:val="1"/>
+          <w:numId w:val="2"/>
+        </w:numPr>
+      </w:pPr>
+      <w:r>
+        <w:t>&lt;item&gt;</w:t>
+      </w:r>
+    </w:p>
+    <w:p>
+      <w:pPr>
+        <w:pStyle w:val="ListParagraph"/>
+        <w:numPr>
+          <w:ilvl w:val="1"/>
+          <w:numId w:val="2"/>
+        </w:numPr>
+      </w:pPr>
+      <w:r>
+        <w:t>&lt;li&gt;</w:t>
+      </w:r>
+    </w:p>
+    <w:p>
+      <w:pPr>
+        <w:pStyle w:val="ListParagraph"/>
+        <w:numPr>
+          <w:ilvl w:val="1"/>
+          <w:numId w:val="2"/>
+        </w:numPr>
+      </w:pPr>
+      <w:r>
+        <w:t>&lt;list&gt;</w:t>
+      </w:r>
+    </w:p>
+    <w:p>
+      <w:pPr>
+        <w:pStyle w:val="ListParagraph"/>
+        <w:numPr>
+          <w:ilvl w:val="1"/>
+          <w:numId w:val="2"/>
+        </w:numPr>
+      </w:pPr>
+      <w:r>
+        <w:t>&lt;ul&gt;</w:t>
+      </w:r>
+    </w:p>
+    <w:p>
+      <w:pPr>
+        <w:pStyle w:val="ListParagraph"/>
+        <w:numPr>
+          <w:ilvl w:val="0"/>
+          <w:numId w:val="2"/>
+        </w:numPr>
+      </w:pPr>
+      <w:r>
+        <w:rPr>
+          <w:lang w:val="bg-BG"/>
+        </w:rPr>
+        <w:t xml:space="preserve">Коя </w:t>
+      </w:r>
+      <w:r>
+        <w:rPr>
+          <w:b/>
+          <w:bCs/>
+        </w:rPr>
+        <w:t xml:space="preserve">HTML </w:t>
+      </w:r>
+      <w:r>
+        <w:rPr>
+          <w:b/>
+          <w:bCs/>
+          <w:lang w:val="bg-BG"/>
+        </w:rPr>
+        <w:t xml:space="preserve">таг </w:t>
+      </w:r>
+      <w:r>
+        <w:rPr>
+          <w:lang w:val="bg-BG"/>
+        </w:rPr>
+        <w:t>създава</w:t>
+      </w:r>
+      <w:r>
+        <w:rPr>
+          <w:b/>
+          <w:bCs/>
+          <w:lang w:val="bg-BG"/>
+        </w:rPr>
+        <w:t xml:space="preserve"> ред </w:t>
+      </w:r>
+      <w:r>
+        <w:rPr>
+          <w:lang w:val="bg-BG"/>
+        </w:rPr>
+        <w:t>в</w:t>
+      </w:r>
+      <w:r>
+        <w:rPr>
+          <w:b/>
+          <w:bCs/>
+          <w:lang w:val="bg-BG"/>
+        </w:rPr>
+        <w:t xml:space="preserve"> таблица</w:t>
+      </w:r>
+      <w:r>
+        <w:rPr>
+          <w:lang w:val="bg-BG"/>
+        </w:rPr>
+        <w:t>?</w:t>
+      </w:r>
+    </w:p>
+    <w:p>
+      <w:pPr>
+        <w:pStyle w:val="ListParagraph"/>
+        <w:numPr>
+          <w:ilvl w:val="1"/>
+          <w:numId w:val="2"/>
+        </w:numPr>
+      </w:pPr>
+      <w:r>
+        <w:t>&lt;tr&gt;</w:t>
+      </w:r>
+    </w:p>
+    <w:p>
+      <w:pPr>
+        <w:pStyle w:val="ListParagraph"/>
+        <w:numPr>
+          <w:ilvl w:val="1"/>
+          <w:numId w:val="2"/>
+        </w:numPr>
+      </w:pPr>
+      <w:r>
+        <w:t>&lt;td&gt;</w:t>
+      </w:r>
+    </w:p>
+    <w:p>
+      <w:pPr>
+        <w:pStyle w:val="ListParagraph"/>
+        <w:numPr>
+          <w:ilvl w:val="1"/>
+          <w:numId w:val="2"/>
+        </w:numPr>
+      </w:pPr>
+      <w:r>
+        <w:t>&lt;th&gt;</w:t>
+      </w:r>
+    </w:p>
+    <w:p>
+      <w:pPr>
+        <w:pStyle w:val="ListParagraph"/>
+        <w:numPr>
+          <w:ilvl w:val="1"/>
+          <w:numId w:val="2"/>
+        </w:numPr>
+      </w:pPr>
+      <w:r>
+        <w:lastRenderedPageBreak/>
+        <w:t>&lt;row&gt;</w:t>
+      </w:r>
+    </w:p>
+    <w:p>
+      <w:pPr>
+        <w:pStyle w:val="ListParagraph"/>
+        <w:numPr>
+          <w:ilvl w:val="0"/>
+          <w:numId w:val="2"/>
+        </w:numPr>
+      </w:pPr>
+      <w:r>
+        <w:rPr>
+          <w:lang w:val="bg-BG"/>
+        </w:rPr>
+        <w:t xml:space="preserve">Кой </w:t>
+      </w:r>
+      <w:r>
+        <w:rPr>
+          <w:b/>
+          <w:bCs/>
+        </w:rPr>
+        <w:t xml:space="preserve">HTML </w:t>
+      </w:r>
+      <w:r>
+        <w:rPr>
+          <w:b/>
+          <w:bCs/>
+          <w:lang w:val="bg-BG"/>
+        </w:rPr>
+        <w:t>таг</w:t>
+      </w:r>
+      <w:r>
+        <w:rPr>
+          <w:lang w:val="bg-BG"/>
+        </w:rPr>
+        <w:t xml:space="preserve"> създава </w:t>
+      </w:r>
+      <w:r>
+        <w:rPr>
+          <w:b/>
+          <w:bCs/>
+          <w:lang w:val="bg-BG"/>
+        </w:rPr>
+        <w:t>форма</w:t>
+      </w:r>
+      <w:r>
+        <w:rPr>
+          <w:lang w:val="bg-BG"/>
+        </w:rPr>
+        <w:t>?</w:t>
+      </w:r>
+    </w:p>
+    <w:p>
+      <w:pPr>
+        <w:pStyle w:val="ListParagraph"/>
+        <w:numPr>
+          <w:ilvl w:val="1"/>
+          <w:numId w:val="2"/>
+        </w:numPr>
+      </w:pPr>
+      <w:r>
+        <w:t>&lt;input&gt;</w:t>
+      </w:r>
+    </w:p>
+    <w:p>
+      <w:pPr>
+        <w:pStyle w:val="ListParagraph"/>
+        <w:numPr>
+          <w:ilvl w:val="1"/>
+          <w:numId w:val="2"/>
+        </w:numPr>
+      </w:pPr>
+      <w:r>
+        <w:t>&lt;form&gt;</w:t>
+      </w:r>
+    </w:p>
+    <w:p>
+      <w:pPr>
+        <w:pStyle w:val="ListParagraph"/>
+        <w:numPr>
+          <w:ilvl w:val="1"/>
+          <w:numId w:val="2"/>
+        </w:numPr>
+      </w:pPr>
+      <w:r>
+        <w:t>&lt;data&gt;</w:t>
+      </w:r>
+    </w:p>
+    <w:p>
+      <w:pPr>
+        <w:pStyle w:val="ListParagraph"/>
+        <w:numPr>
+          <w:ilvl w:val="1"/>
+          <w:numId w:val="2"/>
+        </w:numPr>
+      </w:pPr>
+      <w:r>
+        <w:t>&lt;textarea&gt;</w:t>
+      </w:r>
+    </w:p>
+    <w:p>
+      <w:pPr>
+        <w:pStyle w:val="ListParagraph"/>
+        <w:numPr>
+          <w:ilvl w:val="0"/>
+          <w:numId w:val="2"/>
+        </w:numPr>
+      </w:pPr>
+      <w:r>
+        <w:rPr>
+          <w:lang w:val="bg-BG"/>
+        </w:rPr>
+        <w:t>Кой</w:t>
+      </w:r>
+      <w:r>
         <w:t xml:space="preserve"> </w:t>
       </w:r>
       <w:r>
         <w:rPr>
-          <w:rFonts w:ascii="Consolas" w:hAnsi="Consolas" w:cs="Consolas"/>
-          <w:b/>
-          <w:bCs/>
-        </w:rPr>
-        <w:t>target</w:t>
-      </w:r>
-      <w:r>
-        <w:rPr>
-          <w:rFonts w:ascii="Consolas" w:hAnsi="Consolas" w:cs="Consolas"/>
-          <w:b/>
-          <w:bCs/>
-          <w:lang w:val="bg-BG"/>
-        </w:rPr>
-        <w:t>="</w:t>
-      </w:r>
-      <w:r>
-        <w:rPr>
-          <w:rFonts w:ascii="Consolas" w:hAnsi="Consolas" w:cs="Consolas"/>
-          <w:b/>
-          <w:bCs/>
-        </w:rPr>
-        <w:t>_blank</w:t>
-      </w:r>
-      <w:r>
-        <w:rPr>
-          <w:rFonts w:ascii="Consolas" w:hAnsi="Consolas" w:cs="Consolas"/>
-          <w:b/>
-          <w:bCs/>
-          <w:lang w:val="bg-BG"/>
-        </w:rPr>
-        <w:t>"</w:t>
-      </w:r>
-      <w:r>
-        <w:t xml:space="preserve"> </w:t>
-      </w:r>
-      <w:r>
-        <w:rPr>
-          <w:lang w:val="bg-BG"/>
-        </w:rPr>
-        <w:t xml:space="preserve">при </w:t>
-      </w:r>
-      <w:r>
-        <w:rPr>
-          <w:b/>
-          <w:bCs/>
-          <w:lang w:val="bg-BG"/>
-        </w:rPr>
-        <w:t>линк</w:t>
-      </w:r>
-      <w:r>
-        <w:rPr>
-          <w:lang w:val="bg-BG"/>
-        </w:rPr>
-        <w:t>?</w:t>
-      </w:r>
-    </w:p>
-    <w:p>
-      <w:pPr>
-        <w:pStyle w:val="ListParagraph"/>
-        <w:numPr>
-          <w:ilvl w:val="1"/>
-          <w:numId w:val="2"/>
-        </w:numPr>
-      </w:pPr>
-      <w:r>
-        <w:rPr>
-          <w:lang w:val="bg-BG"/>
-        </w:rPr>
-        <w:t>Отваря линка в нов таб</w:t>
-      </w:r>
-    </w:p>
-    <w:p>
-      <w:pPr>
-        <w:pStyle w:val="ListParagraph"/>
-        <w:numPr>
-          <w:ilvl w:val="1"/>
-          <w:numId w:val="2"/>
-        </w:numPr>
-      </w:pPr>
-      <w:r>
-        <w:rPr>
-          <w:lang w:val="bg-BG"/>
-        </w:rPr>
-        <w:t>Изтрива страницата</w:t>
-      </w:r>
-    </w:p>
-    <w:p>
-      <w:pPr>
-        <w:pStyle w:val="ListParagraph"/>
-        <w:numPr>
-          <w:ilvl w:val="1"/>
-          <w:numId w:val="2"/>
-        </w:numPr>
-      </w:pPr>
-      <w:r>
-        <w:rPr>
-          <w:lang w:val="bg-BG"/>
-        </w:rPr>
-        <w:t>Скрива линка</w:t>
-      </w:r>
-    </w:p>
-    <w:p>
-      <w:pPr>
-        <w:pStyle w:val="ListParagraph"/>
-        <w:numPr>
-          <w:ilvl w:val="1"/>
-          <w:numId w:val="2"/>
-        </w:numPr>
-      </w:pPr>
-      <w:r>
-        <w:rPr>
-          <w:lang w:val="bg-BG"/>
-        </w:rPr>
-        <w:t>Променя цвета на линка</w:t>
-      </w:r>
-    </w:p>
-    <w:p>
-      <w:pPr>
-        <w:pStyle w:val="ListParagraph"/>
-        <w:numPr>
-          <w:ilvl w:val="0"/>
-          <w:numId w:val="2"/>
-        </w:numPr>
-      </w:pPr>
-      <w:r>
-        <w:rPr>
-          <w:lang w:val="bg-BG"/>
-        </w:rPr>
-        <w:t xml:space="preserve">Кой </w:t>
-      </w:r>
-      <w:r>
-        <w:rPr>
-          <w:b/>
-          <w:bCs/>
-        </w:rPr>
-        <w:t xml:space="preserve">HTML </w:t>
-      </w:r>
-      <w:r>
-        <w:rPr>
-          <w:b/>
-          <w:bCs/>
-          <w:lang w:val="bg-BG"/>
-        </w:rPr>
-        <w:t>елемент</w:t>
-      </w:r>
-      <w:r>
-        <w:rPr>
-          <w:lang w:val="bg-BG"/>
-        </w:rPr>
-        <w:t xml:space="preserve"> се използва за показване на </w:t>
-      </w:r>
-      <w:r>
-        <w:rPr>
-          <w:b/>
-          <w:bCs/>
-          <w:lang w:val="bg-BG"/>
-        </w:rPr>
-        <w:t>изображение</w:t>
-      </w:r>
-      <w:r>
-        <w:rPr>
-          <w:lang w:val="bg-BG"/>
-        </w:rPr>
-        <w:t>?</w:t>
-      </w:r>
-    </w:p>
-    <w:p>
-      <w:pPr>
-        <w:pStyle w:val="ListParagraph"/>
-        <w:numPr>
-          <w:ilvl w:val="1"/>
-          <w:numId w:val="2"/>
-        </w:numPr>
-      </w:pPr>
-      <w:r>
-        <w:t>&lt;picture&gt;</w:t>
-      </w:r>
-    </w:p>
-    <w:p>
-      <w:pPr>
-        <w:pStyle w:val="ListParagraph"/>
-        <w:numPr>
-          <w:ilvl w:val="1"/>
-          <w:numId w:val="2"/>
-        </w:numPr>
-      </w:pPr>
-      <w:r>
-        <w:t>&lt;img&gt;</w:t>
-      </w:r>
-    </w:p>
-    <w:p>
-      <w:pPr>
-        <w:pStyle w:val="ListParagraph"/>
-        <w:numPr>
-          <w:ilvl w:val="1"/>
-          <w:numId w:val="2"/>
-        </w:numPr>
-      </w:pPr>
-      <w:r>
-        <w:t>&lt;image&gt;</w:t>
-      </w:r>
-    </w:p>
-    <w:p>
-      <w:pPr>
-        <w:pStyle w:val="ListParagraph"/>
-        <w:numPr>
-          <w:ilvl w:val="1"/>
-          <w:numId w:val="2"/>
-        </w:numPr>
-      </w:pPr>
-      <w:r>
-        <w:t>&lt;photo&gt;</w:t>
-      </w:r>
-    </w:p>
-    <w:p>
-      <w:pPr>
-        <w:pStyle w:val="ListParagraph"/>
-        <w:numPr>
-          <w:ilvl w:val="0"/>
-          <w:numId w:val="2"/>
-        </w:numPr>
-      </w:pPr>
-      <w:r>
-        <w:rPr>
-          <w:lang w:val="bg-BG"/>
-        </w:rPr>
-        <w:t xml:space="preserve">Кой </w:t>
-      </w:r>
-      <w:r>
-        <w:rPr>
-          <w:b/>
-          <w:bCs/>
-        </w:rPr>
-        <w:t xml:space="preserve">HTML </w:t>
-      </w:r>
-      <w:r>
-        <w:rPr>
-          <w:b/>
-          <w:bCs/>
-          <w:lang w:val="bg-BG"/>
-        </w:rPr>
-        <w:t>елемент</w:t>
-      </w:r>
-      <w:r>
-        <w:rPr>
-          <w:lang w:val="bg-BG"/>
-        </w:rPr>
-        <w:t xml:space="preserve"> създава </w:t>
-      </w:r>
-      <w:r>
-        <w:rPr>
-          <w:b/>
-          <w:bCs/>
-          <w:lang w:val="bg-BG"/>
-        </w:rPr>
-        <w:t>неподреден списък</w:t>
-      </w:r>
-      <w:r>
-        <w:rPr>
-          <w:lang w:val="bg-BG"/>
-        </w:rPr>
-        <w:t>?</w:t>
-      </w:r>
-    </w:p>
-    <w:p>
-      <w:pPr>
-        <w:pStyle w:val="ListParagraph"/>
-        <w:numPr>
-          <w:ilvl w:val="1"/>
-          <w:numId w:val="2"/>
-        </w:numPr>
-      </w:pPr>
-      <w:r>
-        <w:t>&lt;ol&gt;</w:t>
-      </w:r>
-    </w:p>
-    <w:p>
-      <w:pPr>
-        <w:pStyle w:val="ListParagraph"/>
-        <w:numPr>
-          <w:ilvl w:val="1"/>
-          <w:numId w:val="2"/>
-        </w:numPr>
-      </w:pPr>
-      <w:r>
-        <w:t>&lt;li&gt;</w:t>
-      </w:r>
-    </w:p>
-    <w:p>
-      <w:pPr>
-        <w:pStyle w:val="ListParagraph"/>
-        <w:numPr>
-          <w:ilvl w:val="1"/>
-          <w:numId w:val="2"/>
-        </w:numPr>
-      </w:pPr>
-      <w:r>
-        <w:t>&lt;ul&gt;</w:t>
-      </w:r>
-    </w:p>
-    <w:p>
-      <w:pPr>
-        <w:pStyle w:val="ListParagraph"/>
-        <w:numPr>
-          <w:ilvl w:val="1"/>
-          <w:numId w:val="2"/>
-        </w:numPr>
-      </w:pPr>
-      <w:r>
-        <w:t>&lt;list&gt;</w:t>
-      </w:r>
-    </w:p>
-    <w:p>
-      <w:pPr>
-        <w:pStyle w:val="ListParagraph"/>
-        <w:numPr>
-          <w:ilvl w:val="0"/>
-          <w:numId w:val="2"/>
-        </w:numPr>
-      </w:pPr>
-      <w:r>
-        <w:rPr>
-          <w:lang w:val="bg-BG"/>
-        </w:rPr>
-        <w:t xml:space="preserve">Кой </w:t>
-      </w:r>
-      <w:r>
-        <w:rPr>
-          <w:b/>
-          <w:bCs/>
-        </w:rPr>
-        <w:t xml:space="preserve">HTML </w:t>
-      </w:r>
-      <w:r>
-        <w:rPr>
-          <w:b/>
-          <w:bCs/>
-          <w:lang w:val="bg-BG"/>
-        </w:rPr>
-        <w:t>таг</w:t>
-      </w:r>
-      <w:r>
-        <w:rPr>
-          <w:lang w:val="bg-BG"/>
-        </w:rPr>
-        <w:t xml:space="preserve"> се използва за </w:t>
-      </w:r>
-      <w:r>
-        <w:rPr>
-          <w:b/>
-          <w:bCs/>
-          <w:lang w:val="bg-BG"/>
-        </w:rPr>
-        <w:t>елемент</w:t>
-      </w:r>
-      <w:r>
-        <w:rPr>
-          <w:lang w:val="bg-BG"/>
-        </w:rPr>
-        <w:t xml:space="preserve"> от </w:t>
-      </w:r>
-      <w:r>
-        <w:rPr>
-          <w:b/>
-          <w:bCs/>
-          <w:lang w:val="bg-BG"/>
-        </w:rPr>
-        <w:t>списък</w:t>
-      </w:r>
-      <w:r>
-        <w:rPr>
-          <w:lang w:val="bg-BG"/>
-        </w:rPr>
-        <w:t>?</w:t>
-      </w:r>
-    </w:p>
-    <w:p>
-      <w:pPr>
-        <w:pStyle w:val="ListParagraph"/>
-        <w:numPr>
-          <w:ilvl w:val="1"/>
-          <w:numId w:val="2"/>
-        </w:numPr>
-      </w:pPr>
-      <w:r>
-        <w:t>&lt;item&gt;</w:t>
-      </w:r>
-    </w:p>
-    <w:p>
-      <w:pPr>
-        <w:pStyle w:val="ListParagraph"/>
-        <w:numPr>
-          <w:ilvl w:val="1"/>
-          <w:numId w:val="2"/>
-        </w:numPr>
-      </w:pPr>
-      <w:r>
-        <w:t>&lt;li&gt;</w:t>
-      </w:r>
-    </w:p>
-    <w:p>
-      <w:pPr>
-        <w:pStyle w:val="ListParagraph"/>
-        <w:numPr>
-          <w:ilvl w:val="1"/>
-          <w:numId w:val="2"/>
-        </w:numPr>
-      </w:pPr>
-      <w:r>
-        <w:t>&lt;list&gt;</w:t>
-      </w:r>
-    </w:p>
-    <w:p>
-      <w:pPr>
-        <w:pStyle w:val="ListParagraph"/>
-        <w:numPr>
-          <w:ilvl w:val="1"/>
-          <w:numId w:val="2"/>
-        </w:numPr>
-      </w:pPr>
-      <w:r>
-        <w:t>&lt;ul&gt;</w:t>
-      </w:r>
-    </w:p>
-    <w:p>
-      <w:pPr>
-        <w:pStyle w:val="ListParagraph"/>
-        <w:numPr>
-          <w:ilvl w:val="0"/>
-          <w:numId w:val="2"/>
-        </w:numPr>
-      </w:pPr>
-      <w:r>
-        <w:rPr>
-          <w:lang w:val="bg-BG"/>
-        </w:rPr>
-        <w:t xml:space="preserve">Коя </w:t>
-      </w:r>
-      <w:r>
-        <w:rPr>
-          <w:b/>
-          <w:bCs/>
-        </w:rPr>
-        <w:t xml:space="preserve">HTML </w:t>
-      </w:r>
-      <w:r>
-        <w:rPr>
-          <w:b/>
-          <w:bCs/>
-          <w:lang w:val="bg-BG"/>
-        </w:rPr>
-        <w:t xml:space="preserve">таг </w:t>
-      </w:r>
-      <w:r>
-        <w:rPr>
-          <w:lang w:val="bg-BG"/>
-        </w:rPr>
-        <w:t>създава</w:t>
-      </w:r>
-      <w:r>
-        <w:rPr>
-          <w:b/>
-          <w:bCs/>
-          <w:lang w:val="bg-BG"/>
-        </w:rPr>
-        <w:t xml:space="preserve"> </w:t>
-      </w:r>
-      <w:r>
-        <w:rPr>
-          <w:b/>
-          <w:bCs/>
-          <w:lang w:val="bg-BG"/>
-        </w:rPr>
-        <w:t xml:space="preserve">ред </w:t>
-      </w:r>
-      <w:r>
-        <w:rPr>
-          <w:lang w:val="bg-BG"/>
-        </w:rPr>
-        <w:t>в</w:t>
-      </w:r>
-      <w:r>
-        <w:rPr>
-          <w:b/>
-          <w:bCs/>
-          <w:lang w:val="bg-BG"/>
-        </w:rPr>
-        <w:t xml:space="preserve"> </w:t>
-      </w:r>
-      <w:r>
-        <w:rPr>
-          <w:b/>
-          <w:bCs/>
-          <w:lang w:val="bg-BG"/>
-        </w:rPr>
-        <w:t>таблица</w:t>
-      </w:r>
-      <w:r>
-        <w:rPr>
-          <w:lang w:val="bg-BG"/>
-        </w:rPr>
-        <w:t>?</w:t>
-      </w:r>
-    </w:p>
-    <w:p>
-      <w:pPr>
-        <w:pStyle w:val="ListParagraph"/>
-        <w:numPr>
-          <w:ilvl w:val="1"/>
-          <w:numId w:val="2"/>
-        </w:numPr>
-      </w:pPr>
-      <w:r>
-        <w:t>&lt;</w:t>
-      </w:r>
-      <w:r>
-        <w:t>tr</w:t>
-      </w:r>
-      <w:r>
-        <w:t>&gt;</w:t>
-      </w:r>
-    </w:p>
-    <w:p>
-      <w:pPr>
-        <w:pStyle w:val="ListParagraph"/>
-        <w:numPr>
-          <w:ilvl w:val="1"/>
-          <w:numId w:val="2"/>
-        </w:numPr>
-      </w:pPr>
-      <w:r>
-        <w:t>&lt;</w:t>
-      </w:r>
-      <w:r>
-        <w:t>td</w:t>
-      </w:r>
-      <w:r>
-        <w:t>&gt;</w:t>
-      </w:r>
-    </w:p>
-    <w:p>
-      <w:pPr>
-        <w:pStyle w:val="ListParagraph"/>
-        <w:numPr>
-          <w:ilvl w:val="1"/>
-          <w:numId w:val="2"/>
-        </w:numPr>
-      </w:pPr>
-      <w:r>
-        <w:t>&lt;</w:t>
-      </w:r>
-      <w:r>
-        <w:t>th</w:t>
-      </w:r>
-      <w:r>
-        <w:t>&gt;</w:t>
-      </w:r>
-    </w:p>
-    <w:p>
-      <w:pPr>
-        <w:pStyle w:val="ListParagraph"/>
-        <w:numPr>
-          <w:ilvl w:val="1"/>
-          <w:numId w:val="2"/>
-        </w:numPr>
-      </w:pPr>
-      <w:r>
-        <w:lastRenderedPageBreak/>
-        <w:t>&lt;</w:t>
-      </w:r>
-      <w:r>
-        <w:t>row</w:t>
-      </w:r>
-      <w:r>
-        <w:t>&gt;</w:t>
-      </w:r>
-    </w:p>
-    <w:p>
-      <w:pPr>
-        <w:pStyle w:val="ListParagraph"/>
-        <w:numPr>
-          <w:ilvl w:val="0"/>
-          <w:numId w:val="2"/>
-        </w:numPr>
-      </w:pPr>
-      <w:r>
-        <w:rPr>
-          <w:lang w:val="bg-BG"/>
-        </w:rPr>
-        <w:t xml:space="preserve">Кой </w:t>
-      </w:r>
-      <w:r>
-        <w:rPr>
-          <w:b/>
-          <w:bCs/>
-        </w:rPr>
-        <w:t xml:space="preserve">HTML </w:t>
-      </w:r>
-      <w:r>
-        <w:rPr>
-          <w:b/>
-          <w:bCs/>
-          <w:lang w:val="bg-BG"/>
-        </w:rPr>
-        <w:t>таг</w:t>
-      </w:r>
-      <w:r>
-        <w:rPr>
-          <w:lang w:val="bg-BG"/>
-        </w:rPr>
-        <w:t xml:space="preserve"> създава </w:t>
-      </w:r>
-      <w:r>
-        <w:rPr>
-          <w:b/>
-          <w:bCs/>
-          <w:lang w:val="bg-BG"/>
-        </w:rPr>
-        <w:t>форма</w:t>
-      </w:r>
-      <w:r>
-        <w:rPr>
-          <w:lang w:val="bg-BG"/>
-        </w:rPr>
-        <w:t>?</w:t>
-      </w:r>
-    </w:p>
-    <w:p>
-      <w:pPr>
-        <w:pStyle w:val="ListParagraph"/>
-        <w:numPr>
-          <w:ilvl w:val="1"/>
-          <w:numId w:val="2"/>
-        </w:numPr>
-      </w:pPr>
-      <w:r>
-        <w:t>&lt;input&gt;</w:t>
-      </w:r>
-    </w:p>
-    <w:p>
-      <w:pPr>
-        <w:pStyle w:val="ListParagraph"/>
-        <w:numPr>
-          <w:ilvl w:val="1"/>
-          <w:numId w:val="2"/>
-        </w:numPr>
-      </w:pPr>
-      <w:r>
-        <w:t>&lt;form&gt;</w:t>
-      </w:r>
-    </w:p>
-    <w:p>
-      <w:pPr>
-        <w:pStyle w:val="ListParagraph"/>
-        <w:numPr>
-          <w:ilvl w:val="1"/>
-          <w:numId w:val="2"/>
-        </w:numPr>
-      </w:pPr>
-      <w:r>
-        <w:t>&lt;data&gt;</w:t>
-      </w:r>
-    </w:p>
-    <w:p>
-      <w:pPr>
-        <w:pStyle w:val="ListParagraph"/>
-        <w:numPr>
-          <w:ilvl w:val="1"/>
-          <w:numId w:val="2"/>
-        </w:numPr>
-      </w:pPr>
-      <w:r>
-        <w:t>&lt;textarea&gt;</w:t>
-      </w:r>
-    </w:p>
-    <w:p>
-      <w:pPr>
-        <w:pStyle w:val="ListParagraph"/>
-        <w:numPr>
-          <w:ilvl w:val="0"/>
-          <w:numId w:val="2"/>
-        </w:numPr>
-      </w:pPr>
-      <w:r>
-        <w:rPr>
-          <w:lang w:val="bg-BG"/>
-        </w:rPr>
-        <w:t>Кой</w:t>
-      </w:r>
-      <w:r>
-        <w:t xml:space="preserve"> </w:t>
-      </w:r>
-      <w:r>
-        <w:rPr>
           <w:b/>
           <w:bCs/>
         </w:rPr>
@@ -1254,13 +1157,7 @@
         <w:rPr>
           <w:lang w:val="bg-BG"/>
         </w:rPr>
-        <w:t xml:space="preserve"> </w:t>
-      </w:r>
-      <w:r>
-        <w:rPr>
-          <w:lang w:val="bg-BG"/>
-        </w:rPr>
-        <w:t xml:space="preserve">позволява </w:t>
+        <w:t xml:space="preserve"> позволява </w:t>
       </w:r>
       <w:r>
         <w:rPr>
@@ -1351,18 +1248,146 @@
           <w:ilvl w:val="0"/>
           <w:numId w:val="0"/>
         </w:numPr>
-      </w:pPr>
-      <w:r>
-        <w:t>Задач</w:t>
-      </w:r>
-      <w:r>
-        <w:t>и</w:t>
-      </w:r>
-      <w:r>
         <w:rPr>
           <w:lang w:val="en-US"/>
         </w:rPr>
+      </w:pPr>
+      <w:r>
+        <w:t>Задачи</w:t>
+      </w:r>
+      <w:r>
+        <w:rPr>
+          <w:lang w:val="en-US"/>
+        </w:rPr>
         <w:t>:</w:t>
+      </w:r>
+    </w:p>
+    <w:p>
+      <w:r>
+        <w:rPr>
+          <w:lang w:val="bg-BG"/>
+        </w:rPr>
+        <w:t xml:space="preserve">Даден е </w:t>
+      </w:r>
+      <w:r>
+        <w:rPr>
+          <w:b/>
+          <w:bCs/>
+        </w:rPr>
+        <w:t xml:space="preserve">HTML </w:t>
+      </w:r>
+      <w:r>
+        <w:rPr>
+          <w:b/>
+          <w:bCs/>
+          <w:lang w:val="bg-BG"/>
+        </w:rPr>
+        <w:t>документ</w:t>
+      </w:r>
+      <w:r>
+        <w:rPr>
+          <w:lang w:val="bg-BG"/>
+        </w:rPr>
+        <w:t xml:space="preserve">, който съдържа </w:t>
+      </w:r>
+      <w:r>
+        <w:rPr>
+          <w:b/>
+          <w:bCs/>
+          <w:lang w:val="bg-BG"/>
+        </w:rPr>
+        <w:t>структура</w:t>
+      </w:r>
+      <w:r>
+        <w:rPr>
+          <w:lang w:val="bg-BG"/>
+        </w:rPr>
+        <w:t xml:space="preserve"> на </w:t>
+      </w:r>
+      <w:r>
+        <w:rPr>
+          <w:b/>
+          <w:bCs/>
+          <w:lang w:val="bg-BG"/>
+        </w:rPr>
+        <w:t>уеб страница</w:t>
+      </w:r>
+      <w:r>
+        <w:rPr>
+          <w:lang w:val="bg-BG"/>
+        </w:rPr>
+        <w:t xml:space="preserve"> с </w:t>
+      </w:r>
+      <w:r>
+        <w:rPr>
+          <w:b/>
+          <w:bCs/>
+          <w:lang w:val="bg-BG"/>
+        </w:rPr>
+        <w:t>меню</w:t>
+      </w:r>
+      <w:r>
+        <w:rPr>
+          <w:lang w:val="bg-BG"/>
+        </w:rPr>
+        <w:t xml:space="preserve"> и отделни </w:t>
+      </w:r>
+      <w:r>
+        <w:rPr>
+          <w:b/>
+          <w:bCs/>
+          <w:lang w:val="bg-BG"/>
+        </w:rPr>
+        <w:t>секции</w:t>
+      </w:r>
+      <w:r>
+        <w:t xml:space="preserve"> (Personal-Website)</w:t>
+      </w:r>
+      <w:r>
+        <w:rPr>
+          <w:lang w:val="bg-BG"/>
+        </w:rPr>
+        <w:t xml:space="preserve">. Използвайте </w:t>
+      </w:r>
+      <w:r>
+        <w:rPr>
+          <w:lang w:val="bg-BG"/>
+        </w:rPr>
+        <w:t>кода</w:t>
+      </w:r>
+      <w:r>
+        <w:rPr>
+          <w:lang w:val="bg-BG"/>
+        </w:rPr>
+        <w:t xml:space="preserve"> като </w:t>
+      </w:r>
+      <w:r>
+        <w:rPr>
+          <w:b/>
+          <w:bCs/>
+          <w:lang w:val="bg-BG"/>
+        </w:rPr>
+        <w:t>основа</w:t>
+      </w:r>
+      <w:r>
+        <w:rPr>
+          <w:lang w:val="bg-BG"/>
+        </w:rPr>
+        <w:t xml:space="preserve"> и изпълнете поставените </w:t>
+      </w:r>
+      <w:r>
+        <w:rPr>
+          <w:b/>
+          <w:bCs/>
+          <w:lang w:val="bg-BG"/>
+        </w:rPr>
+        <w:t>задачи</w:t>
+      </w:r>
+      <w:r>
+        <w:rPr>
+          <w:lang w:val="bg-BG"/>
+        </w:rPr>
+        <w:t>.</w:t>
       </w:r>
     </w:p>
     <w:p>
@@ -1380,141 +1405,326 @@
         <w:rPr>
           <w:lang w:val="bg-BG"/>
         </w:rPr>
-        <w:t>Схематичен дизайн</w:t>
-      </w:r>
-      <w:r>
-        <w:rPr>
-          <w:lang w:val="bg-BG"/>
-        </w:rPr>
-        <w:t xml:space="preserve"> (</w:t>
-      </w:r>
-      <w:r>
-        <w:t>Wireframe</w:t>
-      </w:r>
-      <w:r>
-        <w:rPr>
-          <w:lang w:val="bg-BG"/>
-        </w:rPr>
-        <w:t>)</w:t>
-      </w:r>
-      <w:r>
-        <w:rPr>
-          <w:lang w:val="bg-BG"/>
-        </w:rPr>
-        <w:t xml:space="preserve"> на уеб сайт</w:t>
-      </w:r>
-    </w:p>
-    <w:p>
-      <w:pPr>
-        <w:rPr>
-          <w:lang w:val="bg-BG"/>
-        </w:rPr>
-      </w:pPr>
-      <w:r>
-        <w:rPr>
-          <w:lang w:val="bg-BG"/>
-        </w:rPr>
-        <w:t xml:space="preserve">С помощта на </w:t>
-      </w:r>
-      <w:hyperlink r:id="rId9" w:history="1">
-        <w:r>
-          <w:rPr>
-            <w:rStyle w:val="Hyperlink"/>
-            <w:lang w:val="en-GB"/>
-          </w:rPr>
-          <w:t>excalidraw</w:t>
-        </w:r>
-        <w:r>
-          <w:rPr>
-            <w:rStyle w:val="Hyperlink"/>
-            <w:lang w:val="bg-BG"/>
-          </w:rPr>
-          <w:t>.</w:t>
-        </w:r>
-        <w:r>
-          <w:rPr>
-            <w:rStyle w:val="Hyperlink"/>
-            <w:lang w:val="en-GB"/>
-          </w:rPr>
-          <w:t>com</w:t>
-        </w:r>
-      </w:hyperlink>
-      <w:r>
-        <w:rPr>
-          <w:lang w:val="bg-BG"/>
-        </w:rPr>
-        <w:t xml:space="preserve"> с</w:t>
-      </w:r>
-      <w:r>
-        <w:rPr>
-          <w:lang w:val="bg-BG"/>
-        </w:rPr>
-        <w:t xml:space="preserve">ъздайте </w:t>
-      </w:r>
-      <w:r>
-        <w:rPr>
-          <w:b/>
-          <w:bCs/>
-          <w:lang w:val="bg-BG"/>
-        </w:rPr>
-        <w:t>схематич</w:t>
-      </w:r>
-      <w:r>
-        <w:rPr>
-          <w:b/>
-          <w:bCs/>
-          <w:lang w:val="bg-BG"/>
-        </w:rPr>
-        <w:t>ен</w:t>
-      </w:r>
-      <w:r>
-        <w:rPr>
-          <w:b/>
-          <w:bCs/>
-          <w:lang w:val="bg-BG"/>
-        </w:rPr>
-        <w:t xml:space="preserve"> дизайн (</w:t>
-      </w:r>
-      <w:r>
-        <w:rPr>
-          <w:b/>
-          <w:bCs/>
-        </w:rPr>
-        <w:t>wireframe</w:t>
-      </w:r>
-      <w:r>
-        <w:rPr>
-          <w:b/>
-          <w:bCs/>
-          <w:lang w:val="bg-BG"/>
-        </w:rPr>
-        <w:t>)</w:t>
-      </w:r>
-      <w:r>
-        <w:rPr>
-          <w:lang w:val="bg-BG"/>
-        </w:rPr>
-        <w:t xml:space="preserve"> на </w:t>
-      </w:r>
-      <w:r>
-        <w:rPr>
-          <w:b/>
-          <w:bCs/>
-          <w:lang w:val="bg-BG"/>
-        </w:rPr>
-        <w:t>началната страница</w:t>
-      </w:r>
-      <w:r>
-        <w:rPr>
-          <w:lang w:val="bg-BG"/>
-        </w:rPr>
-        <w:t xml:space="preserve"> </w:t>
-      </w:r>
-      <w:r>
-        <w:rPr>
-          <w:lang w:val="bg-BG"/>
-        </w:rPr>
-        <w:t xml:space="preserve">на </w:t>
+        <w:t>Създаване на навигация</w:t>
+      </w:r>
+    </w:p>
+    <w:p>
+      <w:pPr>
+        <w:rPr>
+          <w:lang w:val="bg-BG"/>
+        </w:rPr>
+      </w:pPr>
+      <w:r>
+        <w:rPr>
+          <w:lang w:val="bg-BG"/>
+        </w:rPr>
+        <w:t xml:space="preserve">Свържете </w:t>
+      </w:r>
+      <w:r>
+        <w:rPr>
+          <w:b/>
+          <w:bCs/>
+          <w:lang w:val="bg-BG"/>
+        </w:rPr>
+        <w:t>елементите</w:t>
+      </w:r>
+      <w:r>
+        <w:rPr>
+          <w:lang w:val="bg-BG"/>
+        </w:rPr>
+        <w:t xml:space="preserve"> от </w:t>
+      </w:r>
+      <w:r>
+        <w:rPr>
+          <w:b/>
+          <w:bCs/>
+          <w:lang w:val="bg-BG"/>
+        </w:rPr>
+        <w:t>менюто</w:t>
+      </w:r>
+      <w:r>
+        <w:rPr>
+          <w:lang w:val="bg-BG"/>
+        </w:rPr>
+        <w:t xml:space="preserve"> със съответните </w:t>
+      </w:r>
+      <w:r>
+        <w:rPr>
+          <w:b/>
+          <w:bCs/>
+          <w:lang w:val="bg-BG"/>
+        </w:rPr>
+        <w:t>секции</w:t>
+      </w:r>
+      <w:r>
+        <w:rPr>
+          <w:lang w:val="bg-BG"/>
+        </w:rPr>
+        <w:t xml:space="preserve"> чрез </w:t>
+      </w:r>
+      <w:r>
+        <w:rPr>
+          <w:b/>
+          <w:bCs/>
+          <w:lang w:val="bg-BG"/>
+        </w:rPr>
+        <w:t>вътрешни хипервръзки</w:t>
+      </w:r>
+      <w:r>
+        <w:rPr>
+          <w:lang w:val="bg-BG"/>
+        </w:rPr>
+        <w:t>.</w:t>
+      </w:r>
+    </w:p>
+    <w:p>
+      <w:pPr>
+        <w:pStyle w:val="Heading3"/>
+        <w:numPr>
+          <w:ilvl w:val="0"/>
+          <w:numId w:val="4"/>
+        </w:numPr>
+        <w:rPr>
+          <w:lang w:val="bg-BG"/>
+        </w:rPr>
+      </w:pPr>
+      <w:r>
+        <w:rPr>
+          <w:lang w:val="bg-BG"/>
+        </w:rPr>
+        <w:t>Добавяне на кратко представяне</w:t>
+      </w:r>
+    </w:p>
+    <w:p>
+      <w:pPr>
+        <w:rPr>
+          <w:lang w:val="bg-BG"/>
+        </w:rPr>
+      </w:pPr>
+      <w:r>
+        <w:rPr>
+          <w:lang w:val="bg-BG"/>
+        </w:rPr>
+        <w:t xml:space="preserve">В секцията </w:t>
+      </w:r>
+      <w:r>
+        <w:rPr>
+          <w:lang w:val="bg-BG"/>
+        </w:rPr>
+        <w:t>"</w:t>
+      </w:r>
+      <w:r>
+        <w:rPr>
+          <w:b/>
+          <w:bCs/>
+          <w:lang w:val="bg-BG"/>
+        </w:rPr>
+        <w:t>За мен</w:t>
+      </w:r>
+      <w:r>
+        <w:rPr>
+          <w:lang w:val="bg-BG"/>
+        </w:rPr>
+        <w:t>"</w:t>
+      </w:r>
+      <w:r>
+        <w:rPr>
+          <w:lang w:val="bg-BG"/>
+        </w:rPr>
+        <w:t xml:space="preserve"> добавете кратко </w:t>
+      </w:r>
+      <w:r>
+        <w:rPr>
+          <w:b/>
+          <w:bCs/>
+          <w:lang w:val="bg-BG"/>
+        </w:rPr>
+        <w:t>представяне</w:t>
+      </w:r>
+      <w:r>
+        <w:rPr>
+          <w:lang w:val="bg-BG"/>
+        </w:rPr>
+        <w:t xml:space="preserve"> за себе си в поне </w:t>
+      </w:r>
+      <w:r>
+        <w:rPr>
+          <w:b/>
+          <w:bCs/>
+          <w:lang w:val="bg-BG"/>
+        </w:rPr>
+        <w:t>два параграфа</w:t>
+      </w:r>
+      <w:r>
+        <w:rPr>
+          <w:lang w:val="bg-BG"/>
+        </w:rPr>
+        <w:t>.</w:t>
+      </w:r>
+    </w:p>
+    <w:p>
+      <w:pPr>
+        <w:pStyle w:val="Heading3"/>
+        <w:numPr>
+          <w:ilvl w:val="0"/>
+          <w:numId w:val="4"/>
+        </w:numPr>
+        <w:rPr>
+          <w:lang w:val="bg-BG"/>
+        </w:rPr>
+      </w:pPr>
+      <w:r>
+        <w:rPr>
+          <w:lang w:val="bg-BG"/>
+        </w:rPr>
+        <w:t>Добавяне на хобита</w:t>
+      </w:r>
+    </w:p>
+    <w:p>
+      <w:pPr>
+        <w:rPr>
+          <w:lang w:val="bg-BG"/>
+        </w:rPr>
+      </w:pPr>
+      <w:r>
+        <w:rPr>
+          <w:lang w:val="bg-BG"/>
+        </w:rPr>
+        <w:t xml:space="preserve">В секцията </w:t>
+      </w:r>
+      <w:r>
+        <w:rPr>
+          <w:lang w:val="bg-BG"/>
+        </w:rPr>
+        <w:t>"</w:t>
+      </w:r>
+      <w:r>
+        <w:rPr>
+          <w:b/>
+          <w:bCs/>
+          <w:lang w:val="bg-BG"/>
+        </w:rPr>
+        <w:t>Хобита</w:t>
+      </w:r>
+      <w:r>
+        <w:rPr>
+          <w:lang w:val="bg-BG"/>
+        </w:rPr>
+        <w:t>"</w:t>
+      </w:r>
+      <w:r>
+        <w:rPr>
+          <w:lang w:val="bg-BG"/>
+        </w:rPr>
+        <w:t xml:space="preserve"> добавете </w:t>
+      </w:r>
+      <w:r>
+        <w:rPr>
+          <w:b/>
+          <w:bCs/>
+          <w:lang w:val="bg-BG"/>
+        </w:rPr>
+        <w:t>списък</w:t>
+      </w:r>
+      <w:r>
+        <w:rPr>
+          <w:lang w:val="bg-BG"/>
+        </w:rPr>
+        <w:t xml:space="preserve"> с поне </w:t>
+      </w:r>
+      <w:r>
+        <w:rPr>
+          <w:b/>
+          <w:bCs/>
+          <w:lang w:val="bg-BG"/>
+        </w:rPr>
+        <w:t>три хобита</w:t>
+      </w:r>
+      <w:r>
+        <w:rPr>
+          <w:lang w:val="bg-BG"/>
+        </w:rPr>
+        <w:t>.</w:t>
+      </w:r>
+    </w:p>
+    <w:p>
+      <w:pPr>
+        <w:pStyle w:val="Heading3"/>
+        <w:numPr>
+          <w:ilvl w:val="0"/>
+          <w:numId w:val="4"/>
+        </w:numPr>
+        <w:rPr>
+          <w:lang w:val="bg-BG"/>
+        </w:rPr>
+      </w:pPr>
+      <w:r>
+        <w:rPr>
+          <w:lang w:val="bg-BG"/>
+        </w:rPr>
+        <w:t>Добавяне на контакти</w:t>
+      </w:r>
+    </w:p>
+    <w:p>
+      <w:r>
+        <w:rPr>
+          <w:lang w:val="bg-BG"/>
+        </w:rPr>
+        <w:t xml:space="preserve">В секцията </w:t>
+      </w:r>
+      <w:r>
+        <w:rPr>
+          <w:lang w:val="bg-BG"/>
+        </w:rPr>
+        <w:t>"</w:t>
+      </w:r>
+      <w:r>
+        <w:rPr>
+          <w:b/>
+          <w:bCs/>
+          <w:lang w:val="bg-BG"/>
+        </w:rPr>
+        <w:t>Контакти</w:t>
+      </w:r>
+      <w:r>
+        <w:rPr>
+          <w:lang w:val="bg-BG"/>
+        </w:rPr>
+        <w:t>"</w:t>
+      </w:r>
+      <w:r>
+        <w:rPr>
+          <w:lang w:val="bg-BG"/>
+        </w:rPr>
+        <w:t xml:space="preserve"> добавете </w:t>
+      </w:r>
+      <w:r>
+        <w:rPr>
+          <w:b/>
+          <w:bCs/>
+          <w:lang w:val="bg-BG"/>
+        </w:rPr>
+        <w:t xml:space="preserve">телефонен номер </w:t>
+      </w:r>
+      <w:r>
+        <w:rPr>
+          <w:lang w:val="bg-BG"/>
+        </w:rPr>
+        <w:t>и</w:t>
+      </w:r>
+      <w:r>
+        <w:rPr>
+          <w:b/>
+          <w:bCs/>
+          <w:lang w:val="bg-BG"/>
+        </w:rPr>
+        <w:t xml:space="preserve"> външна хипервръзка </w:t>
+      </w:r>
+      <w:r>
+        <w:rPr>
+          <w:lang w:val="bg-BG"/>
+        </w:rPr>
+        <w:t xml:space="preserve">към любим </w:t>
       </w:r>
       <w:r>
         <w:rPr>
@@ -1528,44 +1738,15 @@
         <w:rPr>
           <w:lang w:val="bg-BG"/>
         </w:rPr>
-        <w:t xml:space="preserve"> </w:t>
-      </w:r>
-      <w:r>
-        <w:rPr>
-          <w:b/>
-          <w:bCs/>
-          <w:lang w:val="bg-BG"/>
-        </w:rPr>
-        <w:t>за</w:t>
-      </w:r>
-      <w:r>
-        <w:rPr>
-          <w:b/>
-          <w:bCs/>
-          <w:lang w:val="bg-BG"/>
-        </w:rPr>
-        <w:t xml:space="preserve"> училище</w:t>
-      </w:r>
-      <w:r>
-        <w:rPr>
-          <w:lang w:val="bg-BG"/>
-        </w:rPr>
-        <w:t xml:space="preserve">. Запазете готовата схема в </w:t>
-      </w:r>
-      <w:r>
-        <w:rPr>
-          <w:b/>
-          <w:bCs/>
-        </w:rPr>
-        <w:t xml:space="preserve">PNG </w:t>
-      </w:r>
-      <w:r>
-        <w:rPr>
-          <w:b/>
-          <w:bCs/>
-          <w:lang w:val="bg-BG"/>
-        </w:rPr>
-        <w:t>формат</w:t>
+        <w:t xml:space="preserve"> или </w:t>
+      </w:r>
+      <w:r>
+        <w:rPr>
+          <w:b/>
+          <w:bCs/>
+          <w:lang w:val="bg-BG"/>
+        </w:rPr>
+        <w:t>социална мрежа</w:t>
       </w:r>
       <w:r>
         <w:rPr>
@@ -1573,59 +1754,10 @@
         </w:rPr>
         <w:t>.</w:t>
       </w:r>
-      <w:r>
-        <w:rPr>
-          <w:lang w:val="bg-BG"/>
-        </w:rPr>
-        <w:t xml:space="preserve"> Използвайте </w:t>
-      </w:r>
-      <w:r>
-        <w:rPr>
-          <w:b/>
-          <w:bCs/>
-          <w:lang w:val="bg-BG"/>
-        </w:rPr>
-        <w:t>примери</w:t>
-      </w:r>
-      <w:r>
-        <w:rPr>
-          <w:lang w:val="bg-BG"/>
-        </w:rPr>
-        <w:t xml:space="preserve"> от интернет за </w:t>
-      </w:r>
-      <w:r>
-        <w:rPr>
-          <w:b/>
-          <w:bCs/>
-          <w:lang w:val="bg-BG"/>
-        </w:rPr>
-        <w:t>насоки</w:t>
-      </w:r>
-      <w:r>
-        <w:rPr>
-          <w:lang w:val="bg-BG"/>
-        </w:rPr>
-        <w:t xml:space="preserve">, например </w:t>
-      </w:r>
-      <w:hyperlink r:id="rId10" w:history="1">
-        <w:r>
-          <w:rPr>
-            <w:rStyle w:val="Hyperlink"/>
-            <w:lang w:val="bg-BG"/>
-          </w:rPr>
-          <w:t>school32.com</w:t>
-        </w:r>
-      </w:hyperlink>
-      <w:r>
-        <w:rPr>
-          <w:lang w:val="bg-BG"/>
-        </w:rPr>
-        <w:t>.</w:t>
-      </w:r>
     </w:p>
     <w:sectPr>
-      <w:headerReference w:type="default" r:id="rId11"/>
-      <w:footerReference w:type="default" r:id="rId12"/>
+      <w:headerReference w:type="default" r:id="rId9"/>
+      <w:footerReference w:type="default" r:id="rId10"/>
       <w:pgSz w:w="11909" w:h="16834" w:code="9"/>
       <w:pgMar w:top="567" w:right="737" w:bottom="680" w:left="737" w:header="567" w:footer="510" w:gutter="0"/>
       <w:cols w:space="720"/>

--- a/Courses/Software-Sciences/IT-Module-3-Web-Design/11-HTML-Exam/11.2-HTML-Exam.docx
+++ b/Courses/Software-Sciences/IT-Module-3-Web-Design/11-HTML-Exam/11.2-HTML-Exam.docx
@@ -64,7 +64,7 @@
           <w:noProof/>
         </w:rPr>
         <w:drawing>
-          <wp:inline distT="0" distB="0" distL="0" distR="0" wp14:anchorId="73F5C6D6" wp14:editId="5B149658">
+          <wp:inline distT="0" distB="0" distL="0" distR="0" wp14:anchorId="73F5C6D6" wp14:editId="46080CE1">
             <wp:extent cx="1065886" cy="497260"/>
             <wp:effectExtent l="0" t="0" r="1270" b="0"/>
             <wp:docPr id="470543985" name="Picture 1"/>
@@ -145,7 +145,19 @@
         <w:rPr>
           <w:lang w:val="bg-BG"/>
         </w:rPr>
-        <w:t xml:space="preserve">Какво </w:t>
+        <w:t>К</w:t>
+      </w:r>
+      <w:r>
+        <w:rPr>
+          <w:lang w:val="bg-BG"/>
+        </w:rPr>
+        <w:t>ой</w:t>
+      </w:r>
+      <w:r>
+        <w:rPr>
+          <w:lang w:val="bg-BG"/>
+        </w:rPr>
+        <w:t xml:space="preserve"> </w:t>
       </w:r>
       <w:r>
         <w:rPr>
@@ -922,7 +934,19 @@
         <w:rPr>
           <w:lang w:val="bg-BG"/>
         </w:rPr>
-        <w:t xml:space="preserve">Коя </w:t>
+        <w:t>Ко</w:t>
+      </w:r>
+      <w:r>
+        <w:rPr>
+          <w:lang w:val="bg-BG"/>
+        </w:rPr>
+        <w:t>й</w:t>
+      </w:r>
+      <w:r>
+        <w:rPr>
+          <w:lang w:val="bg-BG"/>
+        </w:rPr>
+        <w:t xml:space="preserve"> </w:t>
       </w:r>
       <w:r>
         <w:rPr>

--- a/Courses/Software-Sciences/IT-Module-3-Web-Design/11-HTML-Exam/11.2-HTML-Exam.docx
+++ b/Courses/Software-Sciences/IT-Module-3-Web-Design/11-HTML-Exam/11.2-HTML-Exam.docx
@@ -64,9 +64,9 @@
           <w:noProof/>
         </w:rPr>
         <w:drawing>
-          <wp:inline distT="0" distB="0" distL="0" distR="0" wp14:anchorId="73F5C6D6" wp14:editId="46080CE1">
-            <wp:extent cx="1065886" cy="497260"/>
-            <wp:effectExtent l="0" t="0" r="1270" b="0"/>
+          <wp:inline distT="0" distB="0" distL="0" distR="0" wp14:anchorId="73F5C6D6" wp14:editId="6EEDAAFF">
+            <wp:extent cx="1065886" cy="477023"/>
+            <wp:effectExtent l="0" t="0" r="1270" b="5715"/>
             <wp:docPr id="470543985" name="Picture 1"/>
             <wp:cNvGraphicFramePr>
               <a:graphicFrameLocks xmlns:a="http://schemas.openxmlformats.org/drawingml/2006/main" noChangeAspect="1"/>
@@ -95,7 +95,7 @@
                   <pic:spPr bwMode="auto">
                     <a:xfrm>
                       <a:off x="0" y="0"/>
-                      <a:ext cx="1065886" cy="497260"/>
+                      <a:ext cx="1065886" cy="477023"/>
                     </a:xfrm>
                     <a:prstGeom prst="rect">
                       <a:avLst/>
